--- a/6_semester/BigData/ЛР2/BigData-ЛР2-ШаповаловаДС-4329.docx
+++ b/6_semester/BigData/ЛР2/BigData-ЛР2-ШаповаловаДС-4329.docx
@@ -606,7 +606,7 @@
                 <w:szCs w:val="28"/>
                 <w:lang w:eastAsia="en-GB"/>
               </w:rPr>
-              <w:t>1</w:t>
+              <w:t>2</w:t>
             </w:r>
           </w:p>
         </w:tc>
@@ -644,7 +644,16 @@
                 <w:szCs w:val="28"/>
                 <w:lang w:eastAsia="en-GB"/>
               </w:rPr>
-              <w:t>Знакомство с базовыми компонентами аналитической платформы Loginom.</w:t>
+              <w:t>Ассоциативные правила</w:t>
+            </w:r>
+            <w:r>
+              <w:rPr>
+                <w:rFonts w:ascii="Times New Roman" w:eastAsia="Times New Roman" w:hAnsi="Times New Roman" w:cs="Times New Roman"/>
+                <w:sz w:val="28"/>
+                <w:szCs w:val="28"/>
+                <w:lang w:eastAsia="en-GB"/>
+              </w:rPr>
+              <w:t>.</w:t>
             </w:r>
           </w:p>
         </w:tc>
@@ -1524,16 +1533,33 @@
           <w:sz w:val="24"/>
           <w:szCs w:val="24"/>
         </w:rPr>
-        <w:t xml:space="preserve">Ознакомиться с базовыми компонентами аналитической платформы </w:t>
+        <w:t>О</w:t>
       </w:r>
       <w:r>
         <w:rPr>
           <w:rFonts w:ascii="Times New Roman" w:hAnsi="Times New Roman" w:cs="Times New Roman"/>
           <w:sz w:val="24"/>
           <w:szCs w:val="24"/>
-          <w:lang w:val="en-US"/>
+        </w:rPr>
+        <w:t xml:space="preserve">своить методы анализа ассоциативных правил в аналитической платформе </w:t>
+      </w:r>
+      <w:proofErr w:type="spellStart"/>
+      <w:r>
+        <w:rPr>
+          <w:rFonts w:ascii="Times New Roman" w:hAnsi="Times New Roman" w:cs="Times New Roman"/>
+          <w:sz w:val="24"/>
+          <w:szCs w:val="24"/>
         </w:rPr>
         <w:t>Loginom</w:t>
+      </w:r>
+      <w:proofErr w:type="spellEnd"/>
+      <w:r>
+        <w:rPr>
+          <w:rFonts w:ascii="Times New Roman" w:hAnsi="Times New Roman" w:cs="Times New Roman"/>
+          <w:sz w:val="24"/>
+          <w:szCs w:val="24"/>
+        </w:rPr>
+        <w:t>, научиться выявлять закономерности между товарами в транзакциях, рассчитывать и интерпретировать метрики правил (поддержка, достоверность, лифт), выполнять классификацию правил на полезные, тривиальные и непонятные, а также создавать визуальные отчёты для представления результатов анализа.</w:t>
       </w:r>
     </w:p>
     <w:p>
@@ -1581,40 +1607,7 @@
           <w:sz w:val="24"/>
           <w:szCs w:val="24"/>
         </w:rPr>
-        <w:t xml:space="preserve"> </w:t>
-      </w:r>
-      <w:r>
-        <w:rPr>
-          <w:rFonts w:ascii="Times New Roman" w:hAnsi="Times New Roman" w:cs="Times New Roman"/>
-          <w:b/>
-          <w:bCs/>
-          <w:color w:val="auto"/>
-          <w:sz w:val="24"/>
-          <w:szCs w:val="24"/>
-        </w:rPr>
-        <w:t>Выполнение з</w:t>
-      </w:r>
-      <w:r>
-        <w:rPr>
-          <w:rFonts w:ascii="Times New Roman" w:hAnsi="Times New Roman" w:cs="Times New Roman"/>
-          <w:b/>
-          <w:bCs/>
-          <w:color w:val="auto"/>
-          <w:sz w:val="24"/>
-          <w:szCs w:val="24"/>
-        </w:rPr>
-        <w:t>адани</w:t>
-      </w:r>
-      <w:r>
-        <w:rPr>
-          <w:rFonts w:ascii="Times New Roman" w:hAnsi="Times New Roman" w:cs="Times New Roman"/>
-          <w:b/>
-          <w:bCs/>
-          <w:color w:val="auto"/>
-          <w:sz w:val="24"/>
-          <w:szCs w:val="24"/>
-        </w:rPr>
-        <w:t>я «2»</w:t>
+        <w:t xml:space="preserve"> Ход работы</w:t>
       </w:r>
       <w:r>
         <w:rPr>
@@ -1630,6 +1623,7 @@
       <w:bookmarkStart w:id="2" w:name="_Toc183989583"/>
       <w:bookmarkEnd w:id="1"/>
     </w:p>
+    <w:bookmarkEnd w:id="2"/>
     <w:p>
       <w:pPr>
         <w:rPr>
@@ -1644,7 +1638,7 @@
           <w:sz w:val="24"/>
           <w:szCs w:val="24"/>
         </w:rPr>
-        <w:t xml:space="preserve">1) </w:t>
+        <w:t>С помощью компонента «Ассоциативные правила» вычислены</w:t>
       </w:r>
       <w:r>
         <w:rPr>
@@ -1652,12 +1646,20 @@
           <w:sz w:val="24"/>
           <w:szCs w:val="24"/>
         </w:rPr>
-        <w:t>Количество товаров без артикула = 27</w:t>
+        <w:t xml:space="preserve"> для набора данных «Номер транзакции – продукты» набор ассоциативных правил со следующими, отсекающими банальные правила и не правила,</w:t>
+      </w:r>
+      <w:r>
+        <w:rPr>
+          <w:rFonts w:ascii="Times New Roman" w:hAnsi="Times New Roman" w:cs="Times New Roman"/>
+          <w:sz w:val="24"/>
+          <w:szCs w:val="24"/>
+        </w:rPr>
+        <w:t xml:space="preserve"> параметрами (рисунок 1)</w:t>
       </w:r>
     </w:p>
     <w:p>
       <w:pPr>
-        <w:ind w:left="851" w:firstLine="0"/>
+        <w:ind w:firstLine="0"/>
         <w:jc w:val="center"/>
         <w:rPr>
           <w:rFonts w:ascii="Times New Roman" w:hAnsi="Times New Roman" w:cs="Times New Roman"/>
@@ -1671,10 +1673,10 @@
           <w14:ligatures w14:val="standardContextual"/>
         </w:rPr>
         <w:drawing>
-          <wp:inline distT="0" distB="0" distL="0" distR="0" wp14:anchorId="7F49BA5C" wp14:editId="019C1192">
-            <wp:extent cx="4785911" cy="6247519"/>
-            <wp:effectExtent l="0" t="0" r="0" b="1270"/>
-            <wp:docPr id="1129268135" name="Рисунок 1"/>
+          <wp:inline distT="0" distB="0" distL="0" distR="0" wp14:anchorId="724D4D18" wp14:editId="7C74DDA8">
+            <wp:extent cx="5940425" cy="3608070"/>
+            <wp:effectExtent l="0" t="0" r="3175" b="0"/>
+            <wp:docPr id="1047323076" name="Рисунок 1"/>
             <wp:cNvGraphicFramePr>
               <a:graphicFrameLocks xmlns:a="http://schemas.openxmlformats.org/drawingml/2006/main" noChangeAspect="1"/>
             </wp:cNvGraphicFramePr>
@@ -1682,690 +1684,11 @@
               <a:graphicData uri="http://schemas.openxmlformats.org/drawingml/2006/picture">
                 <pic:pic xmlns:pic="http://schemas.openxmlformats.org/drawingml/2006/picture">
                   <pic:nvPicPr>
-                    <pic:cNvPr id="1129268135" name=""/>
+                    <pic:cNvPr id="1047323076" name=""/>
                     <pic:cNvPicPr/>
                   </pic:nvPicPr>
                   <pic:blipFill>
                     <a:blip r:embed="rId9"/>
-                    <a:stretch>
-                      <a:fillRect/>
-                    </a:stretch>
-                  </pic:blipFill>
-                  <pic:spPr>
-                    <a:xfrm>
-                      <a:off x="0" y="0"/>
-                      <a:ext cx="4788448" cy="6250831"/>
-                    </a:xfrm>
-                    <a:prstGeom prst="rect">
-                      <a:avLst/>
-                    </a:prstGeom>
-                  </pic:spPr>
-                </pic:pic>
-              </a:graphicData>
-            </a:graphic>
-          </wp:inline>
-        </w:drawing>
-      </w:r>
-    </w:p>
-    <w:p>
-      <w:pPr>
-        <w:ind w:left="851" w:firstLine="0"/>
-        <w:jc w:val="center"/>
-        <w:rPr>
-          <w:rFonts w:ascii="Times New Roman" w:hAnsi="Times New Roman" w:cs="Times New Roman"/>
-          <w:sz w:val="24"/>
-          <w:szCs w:val="24"/>
-        </w:rPr>
-      </w:pPr>
-      <w:r>
-        <w:rPr>
-          <w:rFonts w:ascii="Times New Roman" w:hAnsi="Times New Roman" w:cs="Times New Roman"/>
-          <w:sz w:val="24"/>
-          <w:szCs w:val="24"/>
-        </w:rPr>
-        <w:t xml:space="preserve">Рисунок </w:t>
-      </w:r>
-      <w:r>
-        <w:rPr>
-          <w:rFonts w:ascii="Times New Roman" w:hAnsi="Times New Roman" w:cs="Times New Roman"/>
-          <w:sz w:val="24"/>
-          <w:szCs w:val="24"/>
-        </w:rPr>
-        <w:t>1.</w:t>
-      </w:r>
-      <w:r>
-        <w:rPr>
-          <w:rFonts w:ascii="Times New Roman" w:hAnsi="Times New Roman" w:cs="Times New Roman"/>
-          <w:sz w:val="24"/>
-          <w:szCs w:val="24"/>
-        </w:rPr>
-        <w:t>1 – Товары без артикула</w:t>
-      </w:r>
-    </w:p>
-    <w:p>
-      <w:pPr>
-        <w:rPr>
-          <w:rFonts w:ascii="Times New Roman" w:eastAsia="Times New Roman" w:hAnsi="Times New Roman" w:cs="Times New Roman"/>
-          <w:sz w:val="24"/>
-          <w:szCs w:val="24"/>
-          <w:lang w:eastAsia="ru-RU"/>
-        </w:rPr>
-      </w:pPr>
-      <w:r>
-        <w:rPr>
-          <w:rFonts w:ascii="Times New Roman" w:hAnsi="Times New Roman" w:cs="Times New Roman"/>
-          <w:sz w:val="24"/>
-          <w:szCs w:val="24"/>
-        </w:rPr>
-        <w:t xml:space="preserve">2) </w:t>
-      </w:r>
-      <w:r>
-        <w:rPr>
-          <w:rFonts w:ascii="Times New Roman" w:hAnsi="Times New Roman" w:cs="Times New Roman"/>
-          <w:sz w:val="24"/>
-          <w:szCs w:val="24"/>
-        </w:rPr>
-        <w:t xml:space="preserve">Количество месяцев с даты продажи товара </w:t>
-      </w:r>
-      <w:r>
-        <w:rPr>
-          <w:rFonts w:ascii="Times New Roman" w:eastAsia="Times New Roman" w:hAnsi="Times New Roman" w:cs="Times New Roman"/>
-          <w:sz w:val="24"/>
-          <w:szCs w:val="24"/>
-          <w:lang w:eastAsia="ru-RU"/>
-        </w:rPr>
-        <w:t>IT0100186</w:t>
-      </w:r>
-      <w:r>
-        <w:rPr>
-          <w:rFonts w:ascii="Times New Roman" w:eastAsia="Times New Roman" w:hAnsi="Times New Roman" w:cs="Times New Roman"/>
-          <w:sz w:val="24"/>
-          <w:szCs w:val="24"/>
-          <w:lang w:eastAsia="ru-RU"/>
-        </w:rPr>
-        <w:t xml:space="preserve"> до «текущей» даты (01.12.2017) = 10</w:t>
-      </w:r>
-    </w:p>
-    <w:p>
-      <w:pPr>
-        <w:rPr>
-          <w:rFonts w:ascii="Times New Roman" w:eastAsia="Times New Roman" w:hAnsi="Times New Roman" w:cs="Times New Roman"/>
-          <w:sz w:val="24"/>
-          <w:szCs w:val="24"/>
-          <w:lang w:eastAsia="ru-RU"/>
-        </w:rPr>
-      </w:pPr>
-      <w:r>
-        <w:rPr>
-          <w:rFonts w:ascii="Times New Roman" w:eastAsia="Times New Roman" w:hAnsi="Times New Roman" w:cs="Times New Roman"/>
-          <w:sz w:val="24"/>
-          <w:szCs w:val="24"/>
-          <w:lang w:eastAsia="ru-RU"/>
-        </w:rPr>
-        <w:t xml:space="preserve">3) </w:t>
-      </w:r>
-      <w:r>
-        <w:rPr>
-          <w:rFonts w:ascii="Times New Roman" w:eastAsia="Times New Roman" w:hAnsi="Times New Roman" w:cs="Times New Roman"/>
-          <w:sz w:val="24"/>
-          <w:szCs w:val="24"/>
-          <w:lang w:eastAsia="ru-RU"/>
-        </w:rPr>
-        <w:t>Дольше всего не продавался товар с артикулом «</w:t>
-      </w:r>
-      <w:r>
-        <w:rPr>
-          <w:rFonts w:ascii="Times New Roman" w:eastAsia="Times New Roman" w:hAnsi="Times New Roman" w:cs="Times New Roman"/>
-          <w:sz w:val="24"/>
-          <w:szCs w:val="24"/>
-          <w:lang w:eastAsia="ru-RU"/>
-        </w:rPr>
-        <w:t>IT0100186</w:t>
-      </w:r>
-      <w:r>
-        <w:rPr>
-          <w:rFonts w:ascii="Times New Roman" w:eastAsia="Times New Roman" w:hAnsi="Times New Roman" w:cs="Times New Roman"/>
-          <w:sz w:val="24"/>
-          <w:szCs w:val="24"/>
-          <w:lang w:eastAsia="ru-RU"/>
-        </w:rPr>
-        <w:t>» из группы зубных паст</w:t>
-      </w:r>
-    </w:p>
-    <w:p>
-      <w:pPr>
-        <w:rPr>
-          <w:rFonts w:ascii="Times New Roman" w:hAnsi="Times New Roman" w:cs="Times New Roman"/>
-          <w:sz w:val="24"/>
-          <w:szCs w:val="24"/>
-        </w:rPr>
-      </w:pPr>
-      <w:r>
-        <w:rPr>
-          <w:rFonts w:ascii="Times New Roman" w:eastAsia="Times New Roman" w:hAnsi="Times New Roman" w:cs="Times New Roman"/>
-          <w:sz w:val="24"/>
-          <w:szCs w:val="24"/>
-          <w:lang w:eastAsia="ru-RU"/>
-        </w:rPr>
-        <w:lastRenderedPageBreak/>
-        <w:t xml:space="preserve">4) </w:t>
-      </w:r>
-      <w:r>
-        <w:rPr>
-          <w:rFonts w:ascii="Times New Roman" w:eastAsia="Times New Roman" w:hAnsi="Times New Roman" w:cs="Times New Roman"/>
-          <w:sz w:val="24"/>
-          <w:szCs w:val="24"/>
-          <w:lang w:eastAsia="ru-RU"/>
-        </w:rPr>
-        <w:t xml:space="preserve">Из продажи надо выводить 1590 товаров, так как </w:t>
-      </w:r>
-      <w:r>
-        <w:rPr>
-          <w:rFonts w:ascii="Times New Roman" w:hAnsi="Times New Roman" w:cs="Times New Roman"/>
-          <w:sz w:val="24"/>
-          <w:szCs w:val="24"/>
-        </w:rPr>
-        <w:t xml:space="preserve">количество месяцев с даты продажи до </w:t>
-      </w:r>
-      <w:r>
-        <w:rPr>
-          <w:rFonts w:ascii="Times New Roman" w:hAnsi="Times New Roman" w:cs="Times New Roman"/>
-          <w:sz w:val="24"/>
-          <w:szCs w:val="24"/>
-        </w:rPr>
-        <w:t xml:space="preserve">01.04.2018 не продавались более 10 месяцев (на момент «текущей» даты это более </w:t>
-      </w:r>
-      <w:r>
-        <w:rPr>
-          <w:rFonts w:ascii="Times New Roman" w:hAnsi="Times New Roman" w:cs="Times New Roman"/>
-          <w:sz w:val="24"/>
-          <w:szCs w:val="24"/>
-        </w:rPr>
-        <w:t>6</w:t>
-      </w:r>
-      <w:r>
-        <w:rPr>
-          <w:rFonts w:ascii="Times New Roman" w:hAnsi="Times New Roman" w:cs="Times New Roman"/>
-          <w:sz w:val="24"/>
-          <w:szCs w:val="24"/>
-        </w:rPr>
-        <w:t xml:space="preserve"> месяцев)</w:t>
-      </w:r>
-    </w:p>
-    <w:p>
-      <w:pPr>
-        <w:ind w:firstLine="0"/>
-        <w:jc w:val="center"/>
-        <w:rPr>
-          <w:rFonts w:ascii="Times New Roman" w:eastAsia="Times New Roman" w:hAnsi="Times New Roman" w:cs="Times New Roman"/>
-          <w:sz w:val="24"/>
-          <w:szCs w:val="24"/>
-          <w:lang w:eastAsia="ru-RU"/>
-        </w:rPr>
-      </w:pPr>
-      <w:r>
-        <w:rPr>
-          <w:noProof/>
-          <w14:ligatures w14:val="standardContextual"/>
-        </w:rPr>
-        <w:drawing>
-          <wp:inline distT="0" distB="0" distL="0" distR="0" wp14:anchorId="0BE63ED1" wp14:editId="10245E75">
-            <wp:extent cx="5940425" cy="3978275"/>
-            <wp:effectExtent l="0" t="0" r="3175" b="3175"/>
-            <wp:docPr id="277047937" name="Рисунок 1"/>
-            <wp:cNvGraphicFramePr>
-              <a:graphicFrameLocks xmlns:a="http://schemas.openxmlformats.org/drawingml/2006/main" noChangeAspect="1"/>
-            </wp:cNvGraphicFramePr>
-            <a:graphic xmlns:a="http://schemas.openxmlformats.org/drawingml/2006/main">
-              <a:graphicData uri="http://schemas.openxmlformats.org/drawingml/2006/picture">
-                <pic:pic xmlns:pic="http://schemas.openxmlformats.org/drawingml/2006/picture">
-                  <pic:nvPicPr>
-                    <pic:cNvPr id="277047937" name=""/>
-                    <pic:cNvPicPr/>
-                  </pic:nvPicPr>
-                  <pic:blipFill>
-                    <a:blip r:embed="rId10"/>
-                    <a:stretch>
-                      <a:fillRect/>
-                    </a:stretch>
-                  </pic:blipFill>
-                  <pic:spPr>
-                    <a:xfrm>
-                      <a:off x="0" y="0"/>
-                      <a:ext cx="5940425" cy="3978275"/>
-                    </a:xfrm>
-                    <a:prstGeom prst="rect">
-                      <a:avLst/>
-                    </a:prstGeom>
-                  </pic:spPr>
-                </pic:pic>
-              </a:graphicData>
-            </a:graphic>
-          </wp:inline>
-        </w:drawing>
-      </w:r>
-    </w:p>
-    <w:p>
-      <w:pPr>
-        <w:ind w:firstLine="0"/>
-        <w:jc w:val="center"/>
-        <w:rPr>
-          <w:rFonts w:ascii="Times New Roman" w:eastAsia="Times New Roman" w:hAnsi="Times New Roman" w:cs="Times New Roman"/>
-          <w:sz w:val="24"/>
-          <w:szCs w:val="24"/>
-          <w:lang w:eastAsia="ru-RU"/>
-        </w:rPr>
-      </w:pPr>
-      <w:r>
-        <w:rPr>
-          <w:rFonts w:ascii="Times New Roman" w:eastAsia="Times New Roman" w:hAnsi="Times New Roman" w:cs="Times New Roman"/>
-          <w:sz w:val="24"/>
-          <w:szCs w:val="24"/>
-          <w:lang w:eastAsia="ru-RU"/>
-        </w:rPr>
-        <w:t xml:space="preserve">Рисунок </w:t>
-      </w:r>
-      <w:r>
-        <w:rPr>
-          <w:rFonts w:ascii="Times New Roman" w:eastAsia="Times New Roman" w:hAnsi="Times New Roman" w:cs="Times New Roman"/>
-          <w:sz w:val="24"/>
-          <w:szCs w:val="24"/>
-          <w:lang w:eastAsia="ru-RU"/>
-        </w:rPr>
-        <w:t>1.</w:t>
-      </w:r>
-      <w:r>
-        <w:rPr>
-          <w:rFonts w:ascii="Times New Roman" w:eastAsia="Times New Roman" w:hAnsi="Times New Roman" w:cs="Times New Roman"/>
-          <w:sz w:val="24"/>
-          <w:szCs w:val="24"/>
-          <w:lang w:eastAsia="ru-RU"/>
-        </w:rPr>
-        <w:t>2 – Количество товаров, отмеченных для вывода из продажи</w:t>
-      </w:r>
-    </w:p>
-    <w:p>
-      <w:pPr>
-        <w:rPr>
-          <w:rFonts w:ascii="Times New Roman" w:eastAsia="Times New Roman" w:hAnsi="Times New Roman" w:cs="Times New Roman"/>
-          <w:sz w:val="24"/>
-          <w:szCs w:val="24"/>
-          <w:lang w:eastAsia="ru-RU"/>
-        </w:rPr>
-      </w:pPr>
-    </w:p>
-    <w:p>
-      <w:pPr>
-        <w:rPr>
-          <w:rFonts w:ascii="Times New Roman" w:eastAsia="Times New Roman" w:hAnsi="Times New Roman" w:cs="Times New Roman"/>
-          <w:sz w:val="24"/>
-          <w:szCs w:val="24"/>
-          <w:lang w:eastAsia="ru-RU"/>
-        </w:rPr>
-      </w:pPr>
-    </w:p>
-    <w:p>
-      <w:pPr>
-        <w:ind w:left="851" w:firstLine="0"/>
-        <w:rPr>
-          <w:rFonts w:ascii="Times New Roman" w:eastAsiaTheme="majorEastAsia" w:hAnsi="Times New Roman" w:cs="Times New Roman"/>
-          <w:sz w:val="24"/>
-          <w:szCs w:val="24"/>
-        </w:rPr>
-      </w:pPr>
-      <w:r>
-        <w:rPr>
-          <w:rFonts w:ascii="Times New Roman" w:hAnsi="Times New Roman" w:cs="Times New Roman"/>
-          <w:sz w:val="24"/>
-          <w:szCs w:val="24"/>
-        </w:rPr>
-        <w:br w:type="page"/>
-      </w:r>
-    </w:p>
-    <w:p>
-      <w:pPr>
-        <w:pStyle w:val="1"/>
-        <w:spacing w:before="0"/>
-        <w:rPr>
-          <w:rFonts w:ascii="Times New Roman" w:hAnsi="Times New Roman" w:cs="Times New Roman"/>
-          <w:b/>
-          <w:bCs/>
-          <w:color w:val="auto"/>
-          <w:sz w:val="24"/>
-          <w:szCs w:val="24"/>
-        </w:rPr>
-      </w:pPr>
-      <w:r>
-        <w:rPr>
-          <w:rFonts w:ascii="Times New Roman" w:hAnsi="Times New Roman" w:cs="Times New Roman"/>
-          <w:b/>
-          <w:bCs/>
-          <w:color w:val="auto"/>
-          <w:sz w:val="24"/>
-          <w:szCs w:val="24"/>
-        </w:rPr>
-        <w:lastRenderedPageBreak/>
-        <w:t>3</w:t>
-      </w:r>
-      <w:r>
-        <w:rPr>
-          <w:rFonts w:ascii="Times New Roman" w:hAnsi="Times New Roman" w:cs="Times New Roman"/>
-          <w:b/>
-          <w:bCs/>
-          <w:color w:val="auto"/>
-          <w:sz w:val="24"/>
-          <w:szCs w:val="24"/>
-        </w:rPr>
-        <w:t>.</w:t>
-      </w:r>
-      <w:r>
-        <w:rPr>
-          <w:rFonts w:ascii="Times New Roman" w:hAnsi="Times New Roman" w:cs="Times New Roman"/>
-          <w:b/>
-          <w:bCs/>
-          <w:color w:val="auto"/>
-          <w:sz w:val="24"/>
-          <w:szCs w:val="24"/>
-        </w:rPr>
-        <w:t xml:space="preserve"> </w:t>
-      </w:r>
-      <w:bookmarkEnd w:id="2"/>
-      <w:r>
-        <w:rPr>
-          <w:rFonts w:ascii="Times New Roman" w:hAnsi="Times New Roman" w:cs="Times New Roman"/>
-          <w:b/>
-          <w:bCs/>
-          <w:color w:val="auto"/>
-          <w:sz w:val="24"/>
-          <w:szCs w:val="24"/>
-        </w:rPr>
-        <w:t>Выполнение задания «7»:</w:t>
-      </w:r>
-    </w:p>
-    <w:p>
-      <w:pPr>
-        <w:rPr>
-          <w:rFonts w:ascii="Times New Roman" w:hAnsi="Times New Roman" w:cs="Times New Roman"/>
-          <w:sz w:val="24"/>
-          <w:szCs w:val="24"/>
-        </w:rPr>
-      </w:pPr>
-      <w:r>
-        <w:rPr>
-          <w:rFonts w:ascii="Times New Roman" w:hAnsi="Times New Roman" w:cs="Times New Roman"/>
-          <w:sz w:val="24"/>
-          <w:szCs w:val="24"/>
-        </w:rPr>
-        <w:t>Исходные</w:t>
-      </w:r>
-      <w:r>
-        <w:rPr>
-          <w:rFonts w:ascii="Times New Roman" w:hAnsi="Times New Roman" w:cs="Times New Roman"/>
-          <w:sz w:val="24"/>
-          <w:szCs w:val="24"/>
-        </w:rPr>
-        <w:t xml:space="preserve"> </w:t>
-      </w:r>
-      <w:r>
-        <w:rPr>
-          <w:rFonts w:ascii="Times New Roman" w:hAnsi="Times New Roman" w:cs="Times New Roman"/>
-          <w:sz w:val="24"/>
-          <w:szCs w:val="24"/>
-        </w:rPr>
-        <w:t>данные</w:t>
-      </w:r>
-      <w:r>
-        <w:rPr>
-          <w:rFonts w:ascii="Times New Roman" w:hAnsi="Times New Roman" w:cs="Times New Roman"/>
-          <w:sz w:val="24"/>
-          <w:szCs w:val="24"/>
-        </w:rPr>
-        <w:t xml:space="preserve">: </w:t>
-      </w:r>
-      <w:r>
-        <w:rPr>
-          <w:rFonts w:ascii="Times New Roman" w:hAnsi="Times New Roman" w:cs="Times New Roman"/>
-          <w:sz w:val="24"/>
-          <w:szCs w:val="24"/>
-          <w:lang w:val="en-US"/>
-        </w:rPr>
-        <w:t>dynamic</w:t>
-      </w:r>
-      <w:r>
-        <w:rPr>
-          <w:rFonts w:ascii="Times New Roman" w:hAnsi="Times New Roman" w:cs="Times New Roman"/>
-          <w:sz w:val="24"/>
-          <w:szCs w:val="24"/>
-        </w:rPr>
-        <w:t>.</w:t>
-      </w:r>
-      <w:r>
-        <w:rPr>
-          <w:rFonts w:ascii="Times New Roman" w:hAnsi="Times New Roman" w:cs="Times New Roman"/>
-          <w:sz w:val="24"/>
-          <w:szCs w:val="24"/>
-          <w:lang w:val="en-US"/>
-        </w:rPr>
-        <w:t>lgd</w:t>
-      </w:r>
-      <w:r>
-        <w:rPr>
-          <w:rFonts w:ascii="Times New Roman" w:hAnsi="Times New Roman" w:cs="Times New Roman"/>
-          <w:sz w:val="24"/>
-          <w:szCs w:val="24"/>
-        </w:rPr>
-        <w:t xml:space="preserve">, </w:t>
-      </w:r>
-      <w:r>
-        <w:rPr>
-          <w:rFonts w:ascii="Times New Roman" w:hAnsi="Times New Roman" w:cs="Times New Roman"/>
-          <w:sz w:val="24"/>
-          <w:szCs w:val="24"/>
-          <w:lang w:val="en-US"/>
-        </w:rPr>
-        <w:t>visits</w:t>
-      </w:r>
-      <w:r>
-        <w:rPr>
-          <w:rFonts w:ascii="Times New Roman" w:hAnsi="Times New Roman" w:cs="Times New Roman"/>
-          <w:sz w:val="24"/>
-          <w:szCs w:val="24"/>
-        </w:rPr>
-        <w:t>.</w:t>
-      </w:r>
-      <w:r>
-        <w:rPr>
-          <w:rFonts w:ascii="Times New Roman" w:hAnsi="Times New Roman" w:cs="Times New Roman"/>
-          <w:sz w:val="24"/>
-          <w:szCs w:val="24"/>
-          <w:lang w:val="en-US"/>
-        </w:rPr>
-        <w:t>lgd</w:t>
-      </w:r>
-      <w:r>
-        <w:rPr>
-          <w:rFonts w:ascii="Times New Roman" w:hAnsi="Times New Roman" w:cs="Times New Roman"/>
-          <w:sz w:val="24"/>
-          <w:szCs w:val="24"/>
-        </w:rPr>
-        <w:t xml:space="preserve">, </w:t>
-      </w:r>
-      <w:r>
-        <w:rPr>
-          <w:rFonts w:ascii="Times New Roman" w:hAnsi="Times New Roman" w:cs="Times New Roman"/>
-          <w:sz w:val="24"/>
-          <w:szCs w:val="24"/>
-          <w:lang w:val="en-US"/>
-        </w:rPr>
-        <w:t>product</w:t>
-      </w:r>
-      <w:r>
-        <w:rPr>
-          <w:rFonts w:ascii="Times New Roman" w:hAnsi="Times New Roman" w:cs="Times New Roman"/>
-          <w:sz w:val="24"/>
-          <w:szCs w:val="24"/>
-        </w:rPr>
-        <w:t>_</w:t>
-      </w:r>
-      <w:r>
-        <w:rPr>
-          <w:rFonts w:ascii="Times New Roman" w:hAnsi="Times New Roman" w:cs="Times New Roman"/>
-          <w:sz w:val="24"/>
-          <w:szCs w:val="24"/>
-          <w:lang w:val="en-US"/>
-        </w:rPr>
-        <w:t>portfolio</w:t>
-      </w:r>
-      <w:r>
-        <w:rPr>
-          <w:rFonts w:ascii="Times New Roman" w:hAnsi="Times New Roman" w:cs="Times New Roman"/>
-          <w:sz w:val="24"/>
-          <w:szCs w:val="24"/>
-        </w:rPr>
-        <w:t>.</w:t>
-      </w:r>
-      <w:r>
-        <w:rPr>
-          <w:rFonts w:ascii="Times New Roman" w:hAnsi="Times New Roman" w:cs="Times New Roman"/>
-          <w:sz w:val="24"/>
-          <w:szCs w:val="24"/>
-          <w:lang w:val="en-US"/>
-        </w:rPr>
-        <w:t>lgd</w:t>
-      </w:r>
-    </w:p>
-    <w:p>
-      <w:pPr>
-        <w:rPr>
-          <w:rFonts w:ascii="Times New Roman" w:hAnsi="Times New Roman" w:cs="Times New Roman"/>
-          <w:sz w:val="24"/>
-          <w:szCs w:val="24"/>
-        </w:rPr>
-      </w:pPr>
-      <w:r>
-        <w:rPr>
-          <w:rFonts w:ascii="Times New Roman" w:hAnsi="Times New Roman" w:cs="Times New Roman"/>
-          <w:sz w:val="24"/>
-          <w:szCs w:val="24"/>
-        </w:rPr>
-        <w:t>Создана аналитическая отчётность из трёх групп:</w:t>
-      </w:r>
-    </w:p>
-    <w:p>
-      <w:pPr>
-        <w:rPr>
-          <w:rFonts w:ascii="Times New Roman" w:hAnsi="Times New Roman" w:cs="Times New Roman"/>
-          <w:sz w:val="24"/>
-          <w:szCs w:val="24"/>
-        </w:rPr>
-      </w:pPr>
-      <w:r>
-        <w:rPr>
-          <w:rFonts w:ascii="Times New Roman" w:hAnsi="Times New Roman" w:cs="Times New Roman"/>
-          <w:sz w:val="24"/>
-          <w:szCs w:val="24"/>
-        </w:rPr>
-        <w:t>Группа 1. Общая отчётность:</w:t>
-      </w:r>
-    </w:p>
-    <w:p>
-      <w:pPr>
-        <w:pStyle w:val="a7"/>
-        <w:numPr>
-          <w:ilvl w:val="0"/>
-          <w:numId w:val="77"/>
-        </w:numPr>
-        <w:rPr>
-          <w:rFonts w:ascii="Times New Roman" w:hAnsi="Times New Roman" w:cs="Times New Roman"/>
-          <w:sz w:val="24"/>
-          <w:szCs w:val="24"/>
-        </w:rPr>
-      </w:pPr>
-      <w:r>
-        <w:rPr>
-          <w:rFonts w:ascii="Times New Roman" w:hAnsi="Times New Roman" w:cs="Times New Roman"/>
-          <w:sz w:val="24"/>
-          <w:szCs w:val="24"/>
-        </w:rPr>
-        <w:t>Динамика продаж по месяцам в разрезе магазинов (Диаграмма-линии)</w:t>
-      </w:r>
-    </w:p>
-    <w:p>
-      <w:pPr>
-        <w:pStyle w:val="a7"/>
-        <w:numPr>
-          <w:ilvl w:val="0"/>
-          <w:numId w:val="77"/>
-        </w:numPr>
-        <w:rPr>
-          <w:rFonts w:ascii="Times New Roman" w:hAnsi="Times New Roman" w:cs="Times New Roman"/>
-          <w:sz w:val="24"/>
-          <w:szCs w:val="24"/>
-        </w:rPr>
-      </w:pPr>
-      <w:r>
-        <w:rPr>
-          <w:rFonts w:ascii="Times New Roman" w:hAnsi="Times New Roman" w:cs="Times New Roman"/>
-          <w:sz w:val="24"/>
-          <w:szCs w:val="24"/>
-        </w:rPr>
-        <w:t>Гистограмма распределения посещений магазинов (визуализатор Статистика)</w:t>
-      </w:r>
-    </w:p>
-    <w:p>
-      <w:pPr>
-        <w:pStyle w:val="a7"/>
-        <w:numPr>
-          <w:ilvl w:val="0"/>
-          <w:numId w:val="77"/>
-        </w:numPr>
-        <w:rPr>
-          <w:rFonts w:ascii="Times New Roman" w:hAnsi="Times New Roman" w:cs="Times New Roman"/>
-          <w:sz w:val="24"/>
-          <w:szCs w:val="24"/>
-        </w:rPr>
-      </w:pPr>
-      <w:r>
-        <w:rPr>
-          <w:rFonts w:ascii="Times New Roman" w:hAnsi="Times New Roman" w:cs="Times New Roman"/>
-          <w:sz w:val="24"/>
-          <w:szCs w:val="24"/>
-        </w:rPr>
-        <w:t>Выручка по типу дня и часу продаж (Куб)</w:t>
-      </w:r>
-    </w:p>
-    <w:p>
-      <w:pPr>
-        <w:ind w:firstLine="0"/>
-        <w:jc w:val="center"/>
-        <w:rPr>
-          <w:rFonts w:ascii="Times New Roman" w:hAnsi="Times New Roman" w:cs="Times New Roman"/>
-          <w:sz w:val="24"/>
-          <w:szCs w:val="24"/>
-        </w:rPr>
-      </w:pPr>
-      <w:r>
-        <w:rPr>
-          <w:noProof/>
-          <w14:ligatures w14:val="standardContextual"/>
-        </w:rPr>
-        <w:drawing>
-          <wp:inline distT="0" distB="0" distL="0" distR="0" wp14:anchorId="367891AD" wp14:editId="40A88EDF">
-            <wp:extent cx="5940425" cy="3608070"/>
-            <wp:effectExtent l="0" t="0" r="3175" b="0"/>
-            <wp:docPr id="1013488852" name="Рисунок 1"/>
-            <wp:cNvGraphicFramePr>
-              <a:graphicFrameLocks xmlns:a="http://schemas.openxmlformats.org/drawingml/2006/main" noChangeAspect="1"/>
-            </wp:cNvGraphicFramePr>
-            <a:graphic xmlns:a="http://schemas.openxmlformats.org/drawingml/2006/main">
-              <a:graphicData uri="http://schemas.openxmlformats.org/drawingml/2006/picture">
-                <pic:pic xmlns:pic="http://schemas.openxmlformats.org/drawingml/2006/picture">
-                  <pic:nvPicPr>
-                    <pic:cNvPr id="1013488852" name=""/>
-                    <pic:cNvPicPr/>
-                  </pic:nvPicPr>
-                  <pic:blipFill>
-                    <a:blip r:embed="rId11"/>
                     <a:stretch>
                       <a:fillRect/>
                     </a:stretch>
@@ -2402,7 +1725,24 @@
           <w:sz w:val="24"/>
           <w:szCs w:val="24"/>
         </w:rPr>
-        <w:t>Рисунок 2.1 – Отчёт 1.1</w:t>
+        <w:t>Рисунок 1 – Параметры компонента «Ассоциативные правила»</w:t>
+      </w:r>
+    </w:p>
+    <w:p>
+      <w:pPr>
+        <w:rPr>
+          <w:rFonts w:ascii="Times New Roman" w:hAnsi="Times New Roman" w:cs="Times New Roman"/>
+          <w:sz w:val="24"/>
+          <w:szCs w:val="24"/>
+        </w:rPr>
+      </w:pPr>
+      <w:r>
+        <w:rPr>
+          <w:rFonts w:ascii="Times New Roman" w:hAnsi="Times New Roman" w:cs="Times New Roman"/>
+          <w:sz w:val="24"/>
+          <w:szCs w:val="24"/>
+        </w:rPr>
+        <w:t>Полученный набор данных отсортирован, проанализирован и разбит на группы по параметрам Лифт и Достоверность</w:t>
       </w:r>
       <w:r>
         <w:rPr>
@@ -2410,7 +1750,96 @@
           <w:sz w:val="24"/>
           <w:szCs w:val="24"/>
         </w:rPr>
-        <w:t xml:space="preserve"> </w:t>
+        <w:t xml:space="preserve"> (рисунок 2)</w:t>
+      </w:r>
+    </w:p>
+    <w:p>
+      <w:pPr>
+        <w:ind w:firstLine="0"/>
+        <w:jc w:val="center"/>
+        <w:rPr>
+          <w:rFonts w:ascii="Times New Roman" w:hAnsi="Times New Roman" w:cs="Times New Roman"/>
+          <w:sz w:val="24"/>
+          <w:szCs w:val="24"/>
+        </w:rPr>
+      </w:pPr>
+      <w:r>
+        <w:rPr>
+          <w:noProof/>
+          <w14:ligatures w14:val="standardContextual"/>
+        </w:rPr>
+        <w:lastRenderedPageBreak/>
+        <w:drawing>
+          <wp:inline distT="0" distB="0" distL="0" distR="0" wp14:anchorId="0A4C0184" wp14:editId="532BF7A4">
+            <wp:extent cx="5940425" cy="3608070"/>
+            <wp:effectExtent l="0" t="0" r="3175" b="0"/>
+            <wp:docPr id="1494394770" name="Рисунок 1"/>
+            <wp:cNvGraphicFramePr>
+              <a:graphicFrameLocks xmlns:a="http://schemas.openxmlformats.org/drawingml/2006/main" noChangeAspect="1"/>
+            </wp:cNvGraphicFramePr>
+            <a:graphic xmlns:a="http://schemas.openxmlformats.org/drawingml/2006/main">
+              <a:graphicData uri="http://schemas.openxmlformats.org/drawingml/2006/picture">
+                <pic:pic xmlns:pic="http://schemas.openxmlformats.org/drawingml/2006/picture">
+                  <pic:nvPicPr>
+                    <pic:cNvPr id="1494394770" name=""/>
+                    <pic:cNvPicPr/>
+                  </pic:nvPicPr>
+                  <pic:blipFill>
+                    <a:blip r:embed="rId10"/>
+                    <a:stretch>
+                      <a:fillRect/>
+                    </a:stretch>
+                  </pic:blipFill>
+                  <pic:spPr>
+                    <a:xfrm>
+                      <a:off x="0" y="0"/>
+                      <a:ext cx="5940425" cy="3608070"/>
+                    </a:xfrm>
+                    <a:prstGeom prst="rect">
+                      <a:avLst/>
+                    </a:prstGeom>
+                  </pic:spPr>
+                </pic:pic>
+              </a:graphicData>
+            </a:graphic>
+          </wp:inline>
+        </w:drawing>
+      </w:r>
+    </w:p>
+    <w:p>
+      <w:pPr>
+        <w:ind w:firstLine="0"/>
+        <w:jc w:val="center"/>
+        <w:rPr>
+          <w:rFonts w:ascii="Times New Roman" w:hAnsi="Times New Roman" w:cs="Times New Roman"/>
+          <w:sz w:val="24"/>
+          <w:szCs w:val="24"/>
+        </w:rPr>
+      </w:pPr>
+      <w:r>
+        <w:rPr>
+          <w:rFonts w:ascii="Times New Roman" w:hAnsi="Times New Roman" w:cs="Times New Roman"/>
+          <w:sz w:val="24"/>
+          <w:szCs w:val="24"/>
+        </w:rPr>
+        <w:t>Рисунок 2 – Сортировка данных</w:t>
+      </w:r>
+    </w:p>
+    <w:p>
+      <w:pPr>
+        <w:rPr>
+          <w:rFonts w:ascii="Times New Roman" w:hAnsi="Times New Roman" w:cs="Times New Roman"/>
+          <w:sz w:val="24"/>
+          <w:szCs w:val="24"/>
+        </w:rPr>
+      </w:pPr>
+      <w:r>
+        <w:rPr>
+          <w:rFonts w:ascii="Times New Roman" w:hAnsi="Times New Roman" w:cs="Times New Roman"/>
+          <w:sz w:val="24"/>
+          <w:szCs w:val="24"/>
+        </w:rPr>
+        <w:t>По вычисленным параметрам</w:t>
       </w:r>
       <w:r>
         <w:rPr>
@@ -2418,7 +1847,79 @@
           <w:sz w:val="24"/>
           <w:szCs w:val="24"/>
         </w:rPr>
-        <w:t>–</w:t>
+        <w:t xml:space="preserve"> данные были отфильтрованы и выделены на группы «Тривиальные», «Полезные» и «Непонятные» (рисунок 3)</w:t>
+      </w:r>
+    </w:p>
+    <w:p>
+      <w:pPr>
+        <w:ind w:firstLine="0"/>
+        <w:jc w:val="center"/>
+        <w:rPr>
+          <w:rFonts w:ascii="Times New Roman" w:hAnsi="Times New Roman" w:cs="Times New Roman"/>
+          <w:sz w:val="24"/>
+          <w:szCs w:val="24"/>
+        </w:rPr>
+      </w:pPr>
+      <w:r>
+        <w:rPr>
+          <w:noProof/>
+          <w14:ligatures w14:val="standardContextual"/>
+        </w:rPr>
+        <w:lastRenderedPageBreak/>
+        <w:drawing>
+          <wp:inline distT="0" distB="0" distL="0" distR="0" wp14:anchorId="2E94A307" wp14:editId="6A8460B1">
+            <wp:extent cx="5940425" cy="4915535"/>
+            <wp:effectExtent l="0" t="0" r="3175" b="0"/>
+            <wp:docPr id="1679525312" name="Рисунок 1"/>
+            <wp:cNvGraphicFramePr>
+              <a:graphicFrameLocks xmlns:a="http://schemas.openxmlformats.org/drawingml/2006/main" noChangeAspect="1"/>
+            </wp:cNvGraphicFramePr>
+            <a:graphic xmlns:a="http://schemas.openxmlformats.org/drawingml/2006/main">
+              <a:graphicData uri="http://schemas.openxmlformats.org/drawingml/2006/picture">
+                <pic:pic xmlns:pic="http://schemas.openxmlformats.org/drawingml/2006/picture">
+                  <pic:nvPicPr>
+                    <pic:cNvPr id="1679525312" name=""/>
+                    <pic:cNvPicPr/>
+                  </pic:nvPicPr>
+                  <pic:blipFill>
+                    <a:blip r:embed="rId11"/>
+                    <a:stretch>
+                      <a:fillRect/>
+                    </a:stretch>
+                  </pic:blipFill>
+                  <pic:spPr>
+                    <a:xfrm>
+                      <a:off x="0" y="0"/>
+                      <a:ext cx="5940425" cy="4915535"/>
+                    </a:xfrm>
+                    <a:prstGeom prst="rect">
+                      <a:avLst/>
+                    </a:prstGeom>
+                  </pic:spPr>
+                </pic:pic>
+              </a:graphicData>
+            </a:graphic>
+          </wp:inline>
+        </w:drawing>
+      </w:r>
+    </w:p>
+    <w:p>
+      <w:pPr>
+        <w:ind w:firstLine="0"/>
+        <w:jc w:val="center"/>
+        <w:rPr>
+          <w:rFonts w:ascii="Times New Roman" w:hAnsi="Times New Roman" w:cs="Times New Roman"/>
+          <w:sz w:val="24"/>
+          <w:szCs w:val="24"/>
+        </w:rPr>
+      </w:pPr>
+      <w:r>
+        <w:rPr>
+          <w:rFonts w:ascii="Times New Roman" w:hAnsi="Times New Roman" w:cs="Times New Roman"/>
+          <w:sz w:val="24"/>
+          <w:szCs w:val="24"/>
+        </w:rPr>
+        <w:t xml:space="preserve">Рисунок 3 – </w:t>
       </w:r>
       <w:r>
         <w:rPr>
@@ -2426,15 +1927,7 @@
           <w:sz w:val="24"/>
           <w:szCs w:val="24"/>
         </w:rPr>
-        <w:t xml:space="preserve"> </w:t>
-      </w:r>
-      <w:r>
-        <w:rPr>
-          <w:rFonts w:ascii="Times New Roman" w:hAnsi="Times New Roman" w:cs="Times New Roman"/>
-          <w:sz w:val="24"/>
-          <w:szCs w:val="24"/>
-        </w:rPr>
-        <w:t>Динамика продаж по месяцам</w:t>
+        <w:t>Разбиение на группы правил</w:t>
       </w:r>
     </w:p>
     <w:p>
@@ -2452,12 +1945,11 @@
           <w:noProof/>
           <w14:ligatures w14:val="standardContextual"/>
         </w:rPr>
-        <w:lastRenderedPageBreak/>
         <w:drawing>
-          <wp:inline distT="0" distB="0" distL="0" distR="0" wp14:anchorId="42B43316" wp14:editId="6F09EA21">
+          <wp:inline distT="0" distB="0" distL="0" distR="0" wp14:anchorId="044DAD39" wp14:editId="4AE0A585">
             <wp:extent cx="5940425" cy="3608070"/>
             <wp:effectExtent l="0" t="0" r="3175" b="0"/>
-            <wp:docPr id="1789297077" name="Рисунок 1"/>
+            <wp:docPr id="1165561209" name="Рисунок 1"/>
             <wp:cNvGraphicFramePr>
               <a:graphicFrameLocks xmlns:a="http://schemas.openxmlformats.org/drawingml/2006/main" noChangeAspect="1"/>
             </wp:cNvGraphicFramePr>
@@ -2465,7 +1957,7 @@
               <a:graphicData uri="http://schemas.openxmlformats.org/drawingml/2006/picture">
                 <pic:pic xmlns:pic="http://schemas.openxmlformats.org/drawingml/2006/picture">
                   <pic:nvPicPr>
-                    <pic:cNvPr id="1789297077" name=""/>
+                    <pic:cNvPr id="1165561209" name=""/>
                     <pic:cNvPicPr/>
                   </pic:nvPicPr>
                   <pic:blipFill>
@@ -2506,31 +1998,7 @@
           <w:sz w:val="24"/>
           <w:szCs w:val="24"/>
         </w:rPr>
-        <w:t>Рисунок 2.2</w:t>
-      </w:r>
-      <w:r>
-        <w:rPr>
-          <w:rFonts w:ascii="Times New Roman" w:hAnsi="Times New Roman" w:cs="Times New Roman"/>
-          <w:sz w:val="24"/>
-          <w:szCs w:val="24"/>
-        </w:rPr>
-        <w:t>.1</w:t>
-      </w:r>
-      <w:r>
-        <w:rPr>
-          <w:rFonts w:ascii="Times New Roman" w:hAnsi="Times New Roman" w:cs="Times New Roman"/>
-          <w:sz w:val="24"/>
-          <w:szCs w:val="24"/>
-        </w:rPr>
-        <w:t xml:space="preserve"> – Отчёт 1.2 – Посещения магазинов за весь период</w:t>
-      </w:r>
-      <w:r>
-        <w:rPr>
-          <w:rFonts w:ascii="Times New Roman" w:hAnsi="Times New Roman" w:cs="Times New Roman"/>
-          <w:sz w:val="24"/>
-          <w:szCs w:val="24"/>
-        </w:rPr>
-        <w:t xml:space="preserve"> по месяцам</w:t>
+        <w:t>Рисунок 4.1 – Критерии для тривиальных правил</w:t>
       </w:r>
     </w:p>
     <w:p>
@@ -2548,11 +2016,12 @@
           <w:noProof/>
           <w14:ligatures w14:val="standardContextual"/>
         </w:rPr>
+        <w:lastRenderedPageBreak/>
         <w:drawing>
-          <wp:inline distT="0" distB="0" distL="0" distR="0" wp14:anchorId="18F5272A" wp14:editId="4F5CD24D">
+          <wp:inline distT="0" distB="0" distL="0" distR="0" wp14:anchorId="30968CAD" wp14:editId="6B805CF7">
             <wp:extent cx="5940425" cy="3608070"/>
             <wp:effectExtent l="0" t="0" r="3175" b="0"/>
-            <wp:docPr id="808877909" name="Рисунок 1"/>
+            <wp:docPr id="1725322599" name="Рисунок 1"/>
             <wp:cNvGraphicFramePr>
               <a:graphicFrameLocks xmlns:a="http://schemas.openxmlformats.org/drawingml/2006/main" noChangeAspect="1"/>
             </wp:cNvGraphicFramePr>
@@ -2560,7 +2029,7 @@
               <a:graphicData uri="http://schemas.openxmlformats.org/drawingml/2006/picture">
                 <pic:pic xmlns:pic="http://schemas.openxmlformats.org/drawingml/2006/picture">
                   <pic:nvPicPr>
-                    <pic:cNvPr id="808877909" name=""/>
+                    <pic:cNvPr id="1725322599" name=""/>
                     <pic:cNvPicPr/>
                   </pic:nvPicPr>
                   <pic:blipFill>
@@ -2601,7 +2070,7 @@
           <w:sz w:val="24"/>
           <w:szCs w:val="24"/>
         </w:rPr>
-        <w:t>Рисунок 2.2.2 – Отчёт 1.2 – Посещения магазинов за весь период по магазинам</w:t>
+        <w:t>Рисунок 4.2 – Критерии для полезных правил</w:t>
       </w:r>
     </w:p>
     <w:p>
@@ -2619,12 +2088,11 @@
           <w:noProof/>
           <w14:ligatures w14:val="standardContextual"/>
         </w:rPr>
-        <w:lastRenderedPageBreak/>
         <w:drawing>
-          <wp:inline distT="0" distB="0" distL="0" distR="0" wp14:anchorId="2CDCF028" wp14:editId="21944462">
+          <wp:inline distT="0" distB="0" distL="0" distR="0" wp14:anchorId="180D48E7" wp14:editId="190B3EE8">
             <wp:extent cx="5940425" cy="3608070"/>
             <wp:effectExtent l="0" t="0" r="3175" b="0"/>
-            <wp:docPr id="377370100" name="Рисунок 1"/>
+            <wp:docPr id="1257131851" name="Рисунок 1"/>
             <wp:cNvGraphicFramePr>
               <a:graphicFrameLocks xmlns:a="http://schemas.openxmlformats.org/drawingml/2006/main" noChangeAspect="1"/>
             </wp:cNvGraphicFramePr>
@@ -2632,7 +2100,7 @@
               <a:graphicData uri="http://schemas.openxmlformats.org/drawingml/2006/picture">
                 <pic:pic xmlns:pic="http://schemas.openxmlformats.org/drawingml/2006/picture">
                   <pic:nvPicPr>
-                    <pic:cNvPr id="377370100" name=""/>
+                    <pic:cNvPr id="1257131851" name=""/>
                     <pic:cNvPicPr/>
                   </pic:nvPicPr>
                   <pic:blipFill>
@@ -2673,357 +2141,7 @@
           <w:sz w:val="24"/>
           <w:szCs w:val="24"/>
         </w:rPr>
-        <w:t>Рисунок 2.3 – Отчёт 1.3 – Анализ выручки в зависимости от часа и дня недели</w:t>
-      </w:r>
-    </w:p>
-    <w:p>
-      <w:pPr>
-        <w:rPr>
-          <w:rFonts w:ascii="Times New Roman" w:hAnsi="Times New Roman" w:cs="Times New Roman"/>
-          <w:sz w:val="24"/>
-          <w:szCs w:val="24"/>
-        </w:rPr>
-      </w:pPr>
-      <w:r>
-        <w:rPr>
-          <w:rFonts w:ascii="Times New Roman" w:hAnsi="Times New Roman" w:cs="Times New Roman"/>
-          <w:sz w:val="24"/>
-          <w:szCs w:val="24"/>
-        </w:rPr>
-        <w:br w:type="page"/>
-      </w:r>
-    </w:p>
-    <w:p>
-      <w:pPr>
-        <w:rPr>
-          <w:rFonts w:ascii="Times New Roman" w:hAnsi="Times New Roman" w:cs="Times New Roman"/>
-          <w:sz w:val="24"/>
-          <w:szCs w:val="24"/>
-        </w:rPr>
-      </w:pPr>
-      <w:r>
-        <w:rPr>
-          <w:rFonts w:ascii="Times New Roman" w:hAnsi="Times New Roman" w:cs="Times New Roman"/>
-          <w:sz w:val="24"/>
-          <w:szCs w:val="24"/>
-        </w:rPr>
-        <w:lastRenderedPageBreak/>
-        <w:t>Группа 2. Оперативная отчётность:</w:t>
-      </w:r>
-    </w:p>
-    <w:p>
-      <w:pPr>
-        <w:pStyle w:val="a7"/>
-        <w:numPr>
-          <w:ilvl w:val="0"/>
-          <w:numId w:val="76"/>
-        </w:numPr>
-        <w:rPr>
-          <w:rFonts w:ascii="Times New Roman" w:hAnsi="Times New Roman" w:cs="Times New Roman"/>
-          <w:sz w:val="24"/>
-          <w:szCs w:val="24"/>
-        </w:rPr>
-      </w:pPr>
-      <w:r>
-        <w:rPr>
-          <w:rFonts w:ascii="Times New Roman" w:hAnsi="Times New Roman" w:cs="Times New Roman"/>
-          <w:sz w:val="24"/>
-          <w:szCs w:val="24"/>
-        </w:rPr>
-        <w:t>2.1 Накопительная выручка по дням с начала месяца (функция CumulativeSum())</w:t>
-      </w:r>
-    </w:p>
-    <w:p>
-      <w:pPr>
-        <w:ind w:firstLine="0"/>
-        <w:jc w:val="center"/>
-        <w:rPr>
-          <w:rFonts w:ascii="Times New Roman" w:hAnsi="Times New Roman" w:cs="Times New Roman"/>
-          <w:sz w:val="24"/>
-          <w:szCs w:val="24"/>
-          <w:lang w:val="en-US"/>
-        </w:rPr>
-      </w:pPr>
-      <w:r>
-        <w:rPr>
-          <w:noProof/>
-          <w14:ligatures w14:val="standardContextual"/>
-        </w:rPr>
-        <w:drawing>
-          <wp:inline distT="0" distB="0" distL="0" distR="0" wp14:anchorId="71CADB3F" wp14:editId="5984981E">
-            <wp:extent cx="5940425" cy="3608070"/>
-            <wp:effectExtent l="0" t="0" r="3175" b="0"/>
-            <wp:docPr id="192023772" name="Рисунок 1"/>
-            <wp:cNvGraphicFramePr>
-              <a:graphicFrameLocks xmlns:a="http://schemas.openxmlformats.org/drawingml/2006/main" noChangeAspect="1"/>
-            </wp:cNvGraphicFramePr>
-            <a:graphic xmlns:a="http://schemas.openxmlformats.org/drawingml/2006/main">
-              <a:graphicData uri="http://schemas.openxmlformats.org/drawingml/2006/picture">
-                <pic:pic xmlns:pic="http://schemas.openxmlformats.org/drawingml/2006/picture">
-                  <pic:nvPicPr>
-                    <pic:cNvPr id="192023772" name=""/>
-                    <pic:cNvPicPr/>
-                  </pic:nvPicPr>
-                  <pic:blipFill>
-                    <a:blip r:embed="rId15"/>
-                    <a:stretch>
-                      <a:fillRect/>
-                    </a:stretch>
-                  </pic:blipFill>
-                  <pic:spPr>
-                    <a:xfrm>
-                      <a:off x="0" y="0"/>
-                      <a:ext cx="5940425" cy="3608070"/>
-                    </a:xfrm>
-                    <a:prstGeom prst="rect">
-                      <a:avLst/>
-                    </a:prstGeom>
-                  </pic:spPr>
-                </pic:pic>
-              </a:graphicData>
-            </a:graphic>
-          </wp:inline>
-        </w:drawing>
-      </w:r>
-    </w:p>
-    <w:p>
-      <w:pPr>
-        <w:ind w:firstLine="0"/>
-        <w:jc w:val="center"/>
-        <w:rPr>
-          <w:rFonts w:ascii="Times New Roman" w:hAnsi="Times New Roman" w:cs="Times New Roman"/>
-          <w:sz w:val="24"/>
-          <w:szCs w:val="24"/>
-        </w:rPr>
-      </w:pPr>
-      <w:r>
-        <w:rPr>
-          <w:rFonts w:ascii="Times New Roman" w:hAnsi="Times New Roman" w:cs="Times New Roman"/>
-          <w:sz w:val="24"/>
-          <w:szCs w:val="24"/>
-        </w:rPr>
-        <w:t>Рисунок 3 – Оперативный отчёт 2 – Выручка магазинов по дням с накопительным итогом</w:t>
-      </w:r>
-    </w:p>
-    <w:p>
-      <w:pPr>
-        <w:rPr>
-          <w:rFonts w:ascii="Times New Roman" w:hAnsi="Times New Roman" w:cs="Times New Roman"/>
-          <w:sz w:val="24"/>
-          <w:szCs w:val="24"/>
-        </w:rPr>
-      </w:pPr>
-      <w:r>
-        <w:rPr>
-          <w:rFonts w:ascii="Times New Roman" w:hAnsi="Times New Roman" w:cs="Times New Roman"/>
-          <w:sz w:val="24"/>
-          <w:szCs w:val="24"/>
-        </w:rPr>
-        <w:br w:type="page"/>
-      </w:r>
-    </w:p>
-    <w:p>
-      <w:pPr>
-        <w:rPr>
-          <w:rFonts w:ascii="Times New Roman" w:hAnsi="Times New Roman" w:cs="Times New Roman"/>
-          <w:sz w:val="24"/>
-          <w:szCs w:val="24"/>
-        </w:rPr>
-      </w:pPr>
-      <w:r>
-        <w:rPr>
-          <w:rFonts w:ascii="Times New Roman" w:hAnsi="Times New Roman" w:cs="Times New Roman"/>
-          <w:sz w:val="24"/>
-          <w:szCs w:val="24"/>
-        </w:rPr>
-        <w:lastRenderedPageBreak/>
-        <w:t>Группа 3. Оценка тенденций:</w:t>
-      </w:r>
-    </w:p>
-    <w:p>
-      <w:pPr>
-        <w:pStyle w:val="a7"/>
-        <w:numPr>
-          <w:ilvl w:val="0"/>
-          <w:numId w:val="76"/>
-        </w:numPr>
-        <w:rPr>
-          <w:rFonts w:ascii="Times New Roman" w:hAnsi="Times New Roman" w:cs="Times New Roman"/>
-          <w:sz w:val="24"/>
-          <w:szCs w:val="24"/>
-        </w:rPr>
-      </w:pPr>
-      <w:r>
-        <w:rPr>
-          <w:rFonts w:ascii="Times New Roman" w:hAnsi="Times New Roman" w:cs="Times New Roman"/>
-          <w:sz w:val="24"/>
-          <w:szCs w:val="24"/>
-        </w:rPr>
-        <w:t>3.1 График развития магазинов по 4 метрикам: Средний чек, Выручка, Позиций в чеке, Покупателей</w:t>
-      </w:r>
-    </w:p>
-    <w:p>
-      <w:pPr>
-        <w:pStyle w:val="a7"/>
-        <w:numPr>
-          <w:ilvl w:val="0"/>
-          <w:numId w:val="76"/>
-        </w:numPr>
-        <w:rPr>
-          <w:rFonts w:ascii="Times New Roman" w:hAnsi="Times New Roman" w:cs="Times New Roman"/>
-          <w:sz w:val="24"/>
-          <w:szCs w:val="24"/>
-        </w:rPr>
-      </w:pPr>
-      <w:r>
-        <w:rPr>
-          <w:rFonts w:ascii="Times New Roman" w:hAnsi="Times New Roman" w:cs="Times New Roman"/>
-          <w:sz w:val="24"/>
-          <w:szCs w:val="24"/>
-        </w:rPr>
-        <w:t>3.2 Анализ товарных подгрупп с фильтрами: слабые (частота в чеке &lt;0,05 И доля выручки &lt;5%), сильные (частота &gt;0,15 И доля &gt;10%)</w:t>
-      </w:r>
-    </w:p>
-    <w:p>
-      <w:pPr>
-        <w:ind w:firstLine="0"/>
-        <w:jc w:val="center"/>
-        <w:rPr>
-          <w:rFonts w:ascii="Times New Roman" w:hAnsi="Times New Roman" w:cs="Times New Roman"/>
-          <w:sz w:val="24"/>
-          <w:szCs w:val="24"/>
-        </w:rPr>
-      </w:pPr>
-      <w:r>
-        <w:rPr>
-          <w:noProof/>
-          <w14:ligatures w14:val="standardContextual"/>
-        </w:rPr>
-        <w:drawing>
-          <wp:inline distT="0" distB="0" distL="0" distR="0" wp14:anchorId="46460E0B" wp14:editId="1EDCBC40">
-            <wp:extent cx="5940425" cy="3608070"/>
-            <wp:effectExtent l="0" t="0" r="3175" b="0"/>
-            <wp:docPr id="1648634368" name="Рисунок 1"/>
-            <wp:cNvGraphicFramePr>
-              <a:graphicFrameLocks xmlns:a="http://schemas.openxmlformats.org/drawingml/2006/main" noChangeAspect="1"/>
-            </wp:cNvGraphicFramePr>
-            <a:graphic xmlns:a="http://schemas.openxmlformats.org/drawingml/2006/main">
-              <a:graphicData uri="http://schemas.openxmlformats.org/drawingml/2006/picture">
-                <pic:pic xmlns:pic="http://schemas.openxmlformats.org/drawingml/2006/picture">
-                  <pic:nvPicPr>
-                    <pic:cNvPr id="1648634368" name=""/>
-                    <pic:cNvPicPr/>
-                  </pic:nvPicPr>
-                  <pic:blipFill>
-                    <a:blip r:embed="rId16"/>
-                    <a:stretch>
-                      <a:fillRect/>
-                    </a:stretch>
-                  </pic:blipFill>
-                  <pic:spPr>
-                    <a:xfrm>
-                      <a:off x="0" y="0"/>
-                      <a:ext cx="5940425" cy="3608070"/>
-                    </a:xfrm>
-                    <a:prstGeom prst="rect">
-                      <a:avLst/>
-                    </a:prstGeom>
-                  </pic:spPr>
-                </pic:pic>
-              </a:graphicData>
-            </a:graphic>
-          </wp:inline>
-        </w:drawing>
-      </w:r>
-    </w:p>
-    <w:p>
-      <w:pPr>
-        <w:ind w:firstLine="0"/>
-        <w:jc w:val="center"/>
-        <w:rPr>
-          <w:rFonts w:ascii="Times New Roman" w:hAnsi="Times New Roman" w:cs="Times New Roman"/>
-          <w:sz w:val="24"/>
-          <w:szCs w:val="24"/>
-        </w:rPr>
-      </w:pPr>
-      <w:r>
-        <w:rPr>
-          <w:rFonts w:ascii="Times New Roman" w:hAnsi="Times New Roman" w:cs="Times New Roman"/>
-          <w:sz w:val="24"/>
-          <w:szCs w:val="24"/>
-        </w:rPr>
-        <w:t>Рисунок 4.1 – Отчёт 3.1 – График магазинов по 4 характеристикам</w:t>
-      </w:r>
-    </w:p>
-    <w:p>
-      <w:pPr>
-        <w:ind w:firstLine="0"/>
-        <w:jc w:val="center"/>
-        <w:rPr>
-          <w:rFonts w:ascii="Times New Roman" w:hAnsi="Times New Roman" w:cs="Times New Roman"/>
-          <w:sz w:val="24"/>
-          <w:szCs w:val="24"/>
-        </w:rPr>
-      </w:pPr>
-      <w:r>
-        <w:rPr>
-          <w:noProof/>
-          <w14:ligatures w14:val="standardContextual"/>
-        </w:rPr>
-        <w:drawing>
-          <wp:inline distT="0" distB="0" distL="0" distR="0" wp14:anchorId="408146B2" wp14:editId="72CB6269">
-            <wp:extent cx="5940425" cy="3608070"/>
-            <wp:effectExtent l="0" t="0" r="3175" b="0"/>
-            <wp:docPr id="1945179346" name="Рисунок 1"/>
-            <wp:cNvGraphicFramePr>
-              <a:graphicFrameLocks xmlns:a="http://schemas.openxmlformats.org/drawingml/2006/main" noChangeAspect="1"/>
-            </wp:cNvGraphicFramePr>
-            <a:graphic xmlns:a="http://schemas.openxmlformats.org/drawingml/2006/main">
-              <a:graphicData uri="http://schemas.openxmlformats.org/drawingml/2006/picture">
-                <pic:pic xmlns:pic="http://schemas.openxmlformats.org/drawingml/2006/picture">
-                  <pic:nvPicPr>
-                    <pic:cNvPr id="1945179346" name=""/>
-                    <pic:cNvPicPr/>
-                  </pic:nvPicPr>
-                  <pic:blipFill>
-                    <a:blip r:embed="rId17"/>
-                    <a:stretch>
-                      <a:fillRect/>
-                    </a:stretch>
-                  </pic:blipFill>
-                  <pic:spPr>
-                    <a:xfrm>
-                      <a:off x="0" y="0"/>
-                      <a:ext cx="5940425" cy="3608070"/>
-                    </a:xfrm>
-                    <a:prstGeom prst="rect">
-                      <a:avLst/>
-                    </a:prstGeom>
-                  </pic:spPr>
-                </pic:pic>
-              </a:graphicData>
-            </a:graphic>
-          </wp:inline>
-        </w:drawing>
-      </w:r>
-    </w:p>
-    <w:p>
-      <w:pPr>
-        <w:ind w:firstLine="0"/>
-        <w:jc w:val="center"/>
-        <w:rPr>
-          <w:rFonts w:ascii="Times New Roman" w:hAnsi="Times New Roman" w:cs="Times New Roman"/>
-          <w:sz w:val="24"/>
-          <w:szCs w:val="24"/>
-        </w:rPr>
-      </w:pPr>
-      <w:r>
-        <w:rPr>
-          <w:rFonts w:ascii="Times New Roman" w:hAnsi="Times New Roman" w:cs="Times New Roman"/>
-          <w:sz w:val="24"/>
-          <w:szCs w:val="24"/>
-        </w:rPr>
-        <w:t>Рисунок 4.2</w:t>
+        <w:t xml:space="preserve">Рисунок 4.2 – Критерии для </w:t>
       </w:r>
       <w:r>
         <w:rPr>
@@ -3031,7 +2149,7 @@
           <w:sz w:val="24"/>
           <w:szCs w:val="24"/>
         </w:rPr>
-        <w:t>.1</w:t>
+        <w:t>непонятных</w:t>
       </w:r>
       <w:r>
         <w:rPr>
@@ -3039,213 +2157,37 @@
           <w:sz w:val="24"/>
           <w:szCs w:val="24"/>
         </w:rPr>
-        <w:t xml:space="preserve"> </w:t>
+        <w:t xml:space="preserve"> правил</w:t>
       </w:r>
+    </w:p>
+    <w:p>
+      <w:pPr>
+        <w:rPr>
+          <w:rFonts w:ascii="Times New Roman" w:hAnsi="Times New Roman" w:cs="Times New Roman"/>
+          <w:sz w:val="24"/>
+          <w:szCs w:val="24"/>
+        </w:rPr>
+      </w:pPr>
       <w:r>
         <w:rPr>
           <w:rFonts w:ascii="Times New Roman" w:hAnsi="Times New Roman" w:cs="Times New Roman"/>
           <w:sz w:val="24"/>
           <w:szCs w:val="24"/>
         </w:rPr>
-        <w:t>–</w:t>
+        <w:t>Для каждой группы правил составлены пользовательские отчёты в виде визуализированных в таблицы данных (рисунок 5)</w:t>
       </w:r>
-      <w:r>
+    </w:p>
+    <w:p>
+      <w:pPr>
         <w:rPr>
           <w:rFonts w:ascii="Times New Roman" w:hAnsi="Times New Roman" w:cs="Times New Roman"/>
           <w:sz w:val="24"/>
           <w:szCs w:val="24"/>
         </w:rPr>
-        <w:t xml:space="preserve"> Слабые</w:t>
-      </w:r>
-      <w:r>
-        <w:rPr>
-          <w:rFonts w:ascii="Times New Roman" w:hAnsi="Times New Roman" w:cs="Times New Roman"/>
-          <w:sz w:val="24"/>
-          <w:szCs w:val="24"/>
-        </w:rPr>
-        <w:t xml:space="preserve"> подгруппы товаров</w:t>
-      </w:r>
+      </w:pPr>
     </w:p>
     <w:p>
       <w:pPr>
-        <w:ind w:firstLine="0"/>
-        <w:jc w:val="center"/>
-        <w:rPr>
-          <w:rFonts w:ascii="Times New Roman" w:hAnsi="Times New Roman" w:cs="Times New Roman"/>
-          <w:sz w:val="24"/>
-          <w:szCs w:val="24"/>
-        </w:rPr>
-      </w:pPr>
-      <w:r>
-        <w:rPr>
-          <w:noProof/>
-          <w14:ligatures w14:val="standardContextual"/>
-        </w:rPr>
-        <w:lastRenderedPageBreak/>
-        <w:drawing>
-          <wp:inline distT="0" distB="0" distL="0" distR="0" wp14:anchorId="3A981E04" wp14:editId="78A57368">
-            <wp:extent cx="5940425" cy="3608070"/>
-            <wp:effectExtent l="0" t="0" r="3175" b="0"/>
-            <wp:docPr id="1662160475" name="Рисунок 1"/>
-            <wp:cNvGraphicFramePr>
-              <a:graphicFrameLocks xmlns:a="http://schemas.openxmlformats.org/drawingml/2006/main" noChangeAspect="1"/>
-            </wp:cNvGraphicFramePr>
-            <a:graphic xmlns:a="http://schemas.openxmlformats.org/drawingml/2006/main">
-              <a:graphicData uri="http://schemas.openxmlformats.org/drawingml/2006/picture">
-                <pic:pic xmlns:pic="http://schemas.openxmlformats.org/drawingml/2006/picture">
-                  <pic:nvPicPr>
-                    <pic:cNvPr id="1662160475" name=""/>
-                    <pic:cNvPicPr/>
-                  </pic:nvPicPr>
-                  <pic:blipFill>
-                    <a:blip r:embed="rId18"/>
-                    <a:stretch>
-                      <a:fillRect/>
-                    </a:stretch>
-                  </pic:blipFill>
-                  <pic:spPr>
-                    <a:xfrm>
-                      <a:off x="0" y="0"/>
-                      <a:ext cx="5940425" cy="3608070"/>
-                    </a:xfrm>
-                    <a:prstGeom prst="rect">
-                      <a:avLst/>
-                    </a:prstGeom>
-                  </pic:spPr>
-                </pic:pic>
-              </a:graphicData>
-            </a:graphic>
-          </wp:inline>
-        </w:drawing>
-      </w:r>
-    </w:p>
-    <w:p>
-      <w:pPr>
-        <w:ind w:firstLine="0"/>
-        <w:jc w:val="center"/>
-        <w:rPr>
-          <w:rFonts w:ascii="Times New Roman" w:hAnsi="Times New Roman" w:cs="Times New Roman"/>
-          <w:sz w:val="24"/>
-          <w:szCs w:val="24"/>
-        </w:rPr>
-      </w:pPr>
-      <w:r>
-        <w:rPr>
-          <w:rFonts w:ascii="Times New Roman" w:hAnsi="Times New Roman" w:cs="Times New Roman"/>
-          <w:sz w:val="24"/>
-          <w:szCs w:val="24"/>
-        </w:rPr>
-        <w:t>Рисунок 4.2.2 – Сильные подгруппы товаров</w:t>
-      </w:r>
-      <w:r>
-        <w:rPr>
-          <w:rFonts w:ascii="Times New Roman" w:hAnsi="Times New Roman" w:cs="Times New Roman"/>
-          <w:sz w:val="24"/>
-          <w:szCs w:val="24"/>
-        </w:rPr>
-        <w:br w:type="page"/>
-      </w:r>
-    </w:p>
-    <w:p>
-      <w:pPr>
-        <w:rPr>
-          <w:rFonts w:ascii="Times New Roman" w:hAnsi="Times New Roman" w:cs="Times New Roman"/>
-          <w:sz w:val="24"/>
-          <w:szCs w:val="24"/>
-        </w:rPr>
-      </w:pPr>
-      <w:r>
-        <w:rPr>
-          <w:rFonts w:ascii="Times New Roman" w:hAnsi="Times New Roman" w:cs="Times New Roman"/>
-          <w:sz w:val="24"/>
-          <w:szCs w:val="24"/>
-        </w:rPr>
-        <w:lastRenderedPageBreak/>
-        <w:t>Все визуализаторы добавлены в компонент «Отчёты» с группировкой по категориям</w:t>
-      </w:r>
-      <w:r>
-        <w:rPr>
-          <w:rFonts w:ascii="Times New Roman" w:hAnsi="Times New Roman" w:cs="Times New Roman"/>
-          <w:sz w:val="24"/>
-          <w:szCs w:val="24"/>
-        </w:rPr>
-        <w:t>.</w:t>
-      </w:r>
-    </w:p>
-    <w:p>
-      <w:pPr>
-        <w:ind w:firstLine="0"/>
-        <w:jc w:val="center"/>
-        <w:rPr>
-          <w:rFonts w:ascii="Times New Roman" w:hAnsi="Times New Roman" w:cs="Times New Roman"/>
-          <w:sz w:val="24"/>
-          <w:szCs w:val="24"/>
-        </w:rPr>
-      </w:pPr>
-      <w:r>
-        <w:rPr>
-          <w:noProof/>
-          <w14:ligatures w14:val="standardContextual"/>
-        </w:rPr>
-        <w:drawing>
-          <wp:inline distT="0" distB="0" distL="0" distR="0" wp14:anchorId="7ECDD21F" wp14:editId="0D0457B3">
-            <wp:extent cx="5940425" cy="4582795"/>
-            <wp:effectExtent l="0" t="0" r="3175" b="8255"/>
-            <wp:docPr id="1753369375" name="Рисунок 1"/>
-            <wp:cNvGraphicFramePr>
-              <a:graphicFrameLocks xmlns:a="http://schemas.openxmlformats.org/drawingml/2006/main" noChangeAspect="1"/>
-            </wp:cNvGraphicFramePr>
-            <a:graphic xmlns:a="http://schemas.openxmlformats.org/drawingml/2006/main">
-              <a:graphicData uri="http://schemas.openxmlformats.org/drawingml/2006/picture">
-                <pic:pic xmlns:pic="http://schemas.openxmlformats.org/drawingml/2006/picture">
-                  <pic:nvPicPr>
-                    <pic:cNvPr id="1753369375" name=""/>
-                    <pic:cNvPicPr/>
-                  </pic:nvPicPr>
-                  <pic:blipFill>
-                    <a:blip r:embed="rId19"/>
-                    <a:stretch>
-                      <a:fillRect/>
-                    </a:stretch>
-                  </pic:blipFill>
-                  <pic:spPr>
-                    <a:xfrm>
-                      <a:off x="0" y="0"/>
-                      <a:ext cx="5940425" cy="4582795"/>
-                    </a:xfrm>
-                    <a:prstGeom prst="rect">
-                      <a:avLst/>
-                    </a:prstGeom>
-                  </pic:spPr>
-                </pic:pic>
-              </a:graphicData>
-            </a:graphic>
-          </wp:inline>
-        </w:drawing>
-      </w:r>
-    </w:p>
-    <w:p>
-      <w:pPr>
-        <w:ind w:firstLine="0"/>
-        <w:jc w:val="center"/>
-        <w:rPr>
-          <w:rFonts w:ascii="Times New Roman" w:hAnsi="Times New Roman" w:cs="Times New Roman"/>
-          <w:sz w:val="24"/>
-          <w:szCs w:val="24"/>
-        </w:rPr>
-      </w:pPr>
-      <w:r>
-        <w:rPr>
-          <w:rFonts w:ascii="Times New Roman" w:hAnsi="Times New Roman" w:cs="Times New Roman"/>
-          <w:sz w:val="24"/>
-          <w:szCs w:val="24"/>
-        </w:rPr>
-        <w:t>Рисунок 5 – Отчёты собраны в группу отчётов</w:t>
-      </w:r>
-    </w:p>
-    <w:p>
-      <w:pPr>
-        <w:ind w:firstLine="0"/>
         <w:rPr>
           <w:rFonts w:ascii="Times New Roman" w:hAnsi="Times New Roman" w:cs="Times New Roman"/>
           <w:sz w:val="24"/>
@@ -3305,55 +2247,116 @@
           <w:sz w:val="24"/>
           <w:szCs w:val="24"/>
         </w:rPr>
-        <w:t>В ходе работы освоены базовые возможности платформы Loginom: импорт данных, фильтрация, сортировка, расчёт вычисляемых полей, работа с переменными пользователя, группировка и визуализация.</w:t>
+        <w:t xml:space="preserve">В ходе работы освоены методы анализа ассоциативных правил в платформе </w:t>
       </w:r>
-    </w:p>
-    <w:p>
-      <w:pPr>
-        <w:rPr>
-          <w:rFonts w:ascii="Times New Roman" w:eastAsiaTheme="majorEastAsia" w:hAnsi="Times New Roman" w:cs="Times New Roman"/>
-          <w:sz w:val="24"/>
-          <w:szCs w:val="24"/>
-        </w:rPr>
-      </w:pPr>
+      <w:proofErr w:type="spellStart"/>
       <w:r>
         <w:rPr>
           <w:rFonts w:ascii="Times New Roman" w:eastAsiaTheme="majorEastAsia" w:hAnsi="Times New Roman" w:cs="Times New Roman"/>
           <w:sz w:val="24"/>
           <w:szCs w:val="24"/>
         </w:rPr>
-        <w:t>По заданию 2 реализован сценарий анализа ассортимента с автоматической маркировкой неактивных товаров. По заданию 7 спроектирована многоуровневая система отчётности для оценки эффективности магазинов и прогнозирования тенденций.</w:t>
+        <w:t>Loginom</w:t>
       </w:r>
-    </w:p>
-    <w:p>
-      <w:pPr>
-        <w:rPr>
-          <w:rFonts w:ascii="Times New Roman" w:eastAsiaTheme="majorEastAsia" w:hAnsi="Times New Roman" w:cs="Times New Roman"/>
-          <w:sz w:val="24"/>
-          <w:szCs w:val="24"/>
-        </w:rPr>
-      </w:pPr>
+      <w:proofErr w:type="spellEnd"/>
       <w:r>
         <w:rPr>
           <w:rFonts w:ascii="Times New Roman" w:eastAsiaTheme="majorEastAsia" w:hAnsi="Times New Roman" w:cs="Times New Roman"/>
           <w:sz w:val="24"/>
           <w:szCs w:val="24"/>
         </w:rPr>
-        <w:t>Платформа Loginom подтвердила эффективность для быстрого построения ETL-сценариев и визуальной аналитики без написания кода.</w:t>
+        <w:t>. Реализован поиск закономерностей в транзакционных данных, рассчитаны метрики правил (поддержка, достоверность, лиф</w:t>
       </w:r>
-    </w:p>
-    <w:p>
-      <w:pPr>
+      <w:r>
         <w:rPr>
           <w:rFonts w:ascii="Times New Roman" w:eastAsiaTheme="majorEastAsia" w:hAnsi="Times New Roman" w:cs="Times New Roman"/>
           <w:sz w:val="24"/>
           <w:szCs w:val="24"/>
         </w:rPr>
-      </w:pPr>
+        <w:t>т</w:t>
+      </w:r>
+      <w:r>
+        <w:rPr>
+          <w:rFonts w:ascii="Times New Roman" w:eastAsiaTheme="majorEastAsia" w:hAnsi="Times New Roman" w:cs="Times New Roman"/>
+          <w:sz w:val="24"/>
+          <w:szCs w:val="24"/>
+        </w:rPr>
+        <w:t xml:space="preserve">). </w:t>
+      </w:r>
+    </w:p>
+    <w:p>
+      <w:pPr>
+        <w:rPr>
+          <w:rFonts w:ascii="Times New Roman" w:eastAsiaTheme="majorEastAsia" w:hAnsi="Times New Roman" w:cs="Times New Roman"/>
+          <w:sz w:val="24"/>
+          <w:szCs w:val="24"/>
+        </w:rPr>
+      </w:pPr>
+      <w:r>
+        <w:rPr>
+          <w:rFonts w:ascii="Times New Roman" w:eastAsiaTheme="majorEastAsia" w:hAnsi="Times New Roman" w:cs="Times New Roman"/>
+          <w:sz w:val="24"/>
+          <w:szCs w:val="24"/>
+        </w:rPr>
+        <w:t xml:space="preserve">Выполнена классификация правил на полезные, тривиальные и непонятные на основе пороговых значений метрик и предметной интерпретации. Настроена фильтрация статистически незначимых ассоциаций. </w:t>
+      </w:r>
+    </w:p>
+    <w:p>
+      <w:pPr>
+        <w:rPr>
+          <w:rFonts w:ascii="Times New Roman" w:eastAsiaTheme="majorEastAsia" w:hAnsi="Times New Roman" w:cs="Times New Roman"/>
+          <w:sz w:val="24"/>
+          <w:szCs w:val="24"/>
+        </w:rPr>
+      </w:pPr>
+      <w:r>
+        <w:rPr>
+          <w:rFonts w:ascii="Times New Roman" w:eastAsiaTheme="majorEastAsia" w:hAnsi="Times New Roman" w:cs="Times New Roman"/>
+          <w:sz w:val="24"/>
+          <w:szCs w:val="24"/>
+        </w:rPr>
+        <w:t xml:space="preserve">Разработаны визуальные отчёты для представления результатов анализа. Установлено, что платформа </w:t>
+      </w:r>
+      <w:proofErr w:type="spellStart"/>
+      <w:r>
+        <w:rPr>
+          <w:rFonts w:ascii="Times New Roman" w:eastAsiaTheme="majorEastAsia" w:hAnsi="Times New Roman" w:cs="Times New Roman"/>
+          <w:sz w:val="24"/>
+          <w:szCs w:val="24"/>
+        </w:rPr>
+        <w:t>Loginom</w:t>
+      </w:r>
+      <w:proofErr w:type="spellEnd"/>
+      <w:r>
+        <w:rPr>
+          <w:rFonts w:ascii="Times New Roman" w:eastAsiaTheme="majorEastAsia" w:hAnsi="Times New Roman" w:cs="Times New Roman"/>
+          <w:sz w:val="24"/>
+          <w:szCs w:val="24"/>
+        </w:rPr>
+        <w:t xml:space="preserve"> обеспечивает эффективное решение задач Market </w:t>
+      </w:r>
+      <w:proofErr w:type="spellStart"/>
+      <w:r>
+        <w:rPr>
+          <w:rFonts w:ascii="Times New Roman" w:eastAsiaTheme="majorEastAsia" w:hAnsi="Times New Roman" w:cs="Times New Roman"/>
+          <w:sz w:val="24"/>
+          <w:szCs w:val="24"/>
+        </w:rPr>
+        <w:t>Basket</w:t>
+      </w:r>
+      <w:proofErr w:type="spellEnd"/>
+      <w:r>
+        <w:rPr>
+          <w:rFonts w:ascii="Times New Roman" w:eastAsiaTheme="majorEastAsia" w:hAnsi="Times New Roman" w:cs="Times New Roman"/>
+          <w:sz w:val="24"/>
+          <w:szCs w:val="24"/>
+        </w:rPr>
+        <w:t xml:space="preserve"> Analysis без программирования, что позволяет формировать практические рекомендации по оптимизации ассортимента и кросс-продаж.</w:t>
+      </w:r>
     </w:p>
     <w:sectPr>
-      <w:footerReference w:type="default" r:id="rId20"/>
-      <w:footerReference w:type="first" r:id="rId21"/>
+      <w:footerReference w:type="default" r:id="rId15"/>
+      <w:footerReference w:type="first" r:id="rId16"/>
       <w:pgSz w:w="11906" w:h="16838"/>
       <w:pgMar w:top="1134" w:right="850" w:bottom="1134" w:left="1701" w:header="708" w:footer="708" w:gutter="0"/>
       <w:pgNumType w:start="3"/>
@@ -14082,7 +13085,6 @@
   <w:style w:type="character" w:default="1" w:styleId="a0">
     <w:name w:val="Default Paragraph Font"/>
     <w:uiPriority w:val="1"/>
-    <w:semiHidden/>
     <w:unhideWhenUsed/>
   </w:style>
   <w:style w:type="table" w:default="1" w:styleId="a1">
